--- a/web/vue3.docx
+++ b/web/vue3.docx
@@ -267,8 +267,15 @@
     <w:p>
       <w:pPr>
         <w:rPr>
-          <w:rFonts w:hint="default"/>
-          <w:lang w:val="en-US" w:eastAsia="zh-CN"/>
+          <w:rFonts w:ascii="Arial" w:hAnsi="Arial" w:eastAsia="Arial" w:cs="Arial"/>
+          <w:i w:val="0"/>
+          <w:iCs w:val="0"/>
+          <w:caps w:val="0"/>
+          <w:color w:val="333333"/>
+          <w:spacing w:val="0"/>
+          <w:sz w:val="21"/>
+          <w:szCs w:val="21"/>
+          <w:shd w:val="clear" w:fill="FFFFFF"/>
         </w:rPr>
       </w:pPr>
       <w:r>
@@ -553,8 +560,6 @@
         </w:rPr>
         <w:t>package.json</w:t>
       </w:r>
-      <w:bookmarkStart w:id="0" w:name="_GoBack"/>
-      <w:bookmarkEnd w:id="0"/>
     </w:p>
     <w:p>
       <w:pPr>
@@ -627,6 +632,23 @@
         <w:pStyle w:val="3"/>
         <w:bidi w:val="0"/>
         <w:rPr>
+          <w:rFonts w:hint="eastAsia"/>
+          <w:lang w:val="en-US" w:eastAsia="zh-CN"/>
+        </w:rPr>
+      </w:pPr>
+      <w:r>
+        <w:rPr>
+          <w:rFonts w:hint="eastAsia"/>
+          <w:lang w:val="en-US" w:eastAsia="zh-CN"/>
+        </w:rPr>
+        <w:t>基于vue-cli创建（省略）</w:t>
+      </w:r>
+    </w:p>
+    <w:p>
+      <w:pPr>
+        <w:pStyle w:val="3"/>
+        <w:bidi w:val="0"/>
+        <w:rPr>
           <w:rFonts w:hint="default"/>
           <w:lang w:val="en-US" w:eastAsia="zh-CN"/>
         </w:rPr>
@@ -636,7 +658,410 @@
           <w:rFonts w:hint="eastAsia"/>
           <w:lang w:val="en-US" w:eastAsia="zh-CN"/>
         </w:rPr>
-        <w:t>基于vue-cli创建（省略）</w:t>
+        <w:t>一个最简单的项目</w:t>
+      </w:r>
+    </w:p>
+    <w:p>
+      <w:pPr>
+        <w:rPr>
+          <w:rFonts w:hint="default"/>
+          <w:lang w:val="en-US" w:eastAsia="zh-CN"/>
+        </w:rPr>
+      </w:pPr>
+      <w:r>
+        <w:rPr>
+          <w:rFonts w:hint="eastAsia"/>
+          <w:lang w:val="en-US" w:eastAsia="zh-CN"/>
+        </w:rPr>
+        <w:t>项目创建好之后，scr下最重要的就是App.vue和main.ts</w:t>
+      </w:r>
+    </w:p>
+    <w:p>
+      <w:r>
+        <w:drawing>
+          <wp:inline distT="0" distB="0" distL="114300" distR="114300">
+            <wp:extent cx="1447800" cy="2771775"/>
+            <wp:effectExtent l="0" t="0" r="0" b="9525"/>
+            <wp:docPr id="5" name="图片 1"/>
+            <wp:cNvGraphicFramePr>
+              <a:graphicFrameLocks xmlns:a="http://schemas.openxmlformats.org/drawingml/2006/main" noChangeAspect="1"/>
+            </wp:cNvGraphicFramePr>
+            <a:graphic xmlns:a="http://schemas.openxmlformats.org/drawingml/2006/main">
+              <a:graphicData uri="http://schemas.openxmlformats.org/drawingml/2006/picture">
+                <pic:pic xmlns:pic="http://schemas.openxmlformats.org/drawingml/2006/picture">
+                  <pic:nvPicPr>
+                    <pic:cNvPr id="5" name="图片 1"/>
+                    <pic:cNvPicPr>
+                      <a:picLocks noChangeAspect="1"/>
+                    </pic:cNvPicPr>
+                  </pic:nvPicPr>
+                  <pic:blipFill>
+                    <a:blip r:embed="rId8"/>
+                    <a:stretch>
+                      <a:fillRect/>
+                    </a:stretch>
+                  </pic:blipFill>
+                  <pic:spPr>
+                    <a:xfrm>
+                      <a:off x="0" y="0"/>
+                      <a:ext cx="1447800" cy="2771775"/>
+                    </a:xfrm>
+                    <a:prstGeom prst="rect">
+                      <a:avLst/>
+                    </a:prstGeom>
+                    <a:noFill/>
+                    <a:ln>
+                      <a:noFill/>
+                    </a:ln>
+                  </pic:spPr>
+                </pic:pic>
+              </a:graphicData>
+            </a:graphic>
+          </wp:inline>
+        </w:drawing>
+      </w:r>
+    </w:p>
+    <w:p>
+      <w:pPr>
+        <w:pStyle w:val="2"/>
+        <w:bidi w:val="0"/>
+        <w:rPr>
+          <w:rFonts w:hint="eastAsia"/>
+          <w:lang w:val="en-US" w:eastAsia="zh-CN"/>
+        </w:rPr>
+      </w:pPr>
+      <w:r>
+        <w:rPr>
+          <w:rFonts w:hint="eastAsia"/>
+          <w:lang w:val="en-US" w:eastAsia="zh-CN"/>
+        </w:rPr>
+        <w:t>Vue3核心语法</w:t>
+      </w:r>
+    </w:p>
+    <w:p>
+      <w:pPr>
+        <w:pStyle w:val="3"/>
+        <w:bidi w:val="0"/>
+        <w:rPr>
+          <w:rFonts w:hint="eastAsia"/>
+          <w:lang w:val="en-US" w:eastAsia="zh-CN"/>
+        </w:rPr>
+      </w:pPr>
+      <w:r>
+        <w:rPr>
+          <w:rFonts w:hint="eastAsia"/>
+          <w:lang w:val="en-US" w:eastAsia="zh-CN"/>
+        </w:rPr>
+        <w:t>写一个组件</w:t>
+      </w:r>
+    </w:p>
+    <w:p>
+      <w:pPr>
+        <w:rPr>
+          <w:rFonts w:hint="default"/>
+          <w:lang w:val="en-US" w:eastAsia="zh-CN"/>
+        </w:rPr>
+      </w:pPr>
+    </w:p>
+    <w:p>
+      <w:pPr>
+        <w:pStyle w:val="3"/>
+        <w:bidi w:val="0"/>
+        <w:rPr>
+          <w:rFonts w:hint="default"/>
+          <w:lang w:val="en-US" w:eastAsia="zh-CN"/>
+        </w:rPr>
+      </w:pPr>
+      <w:r>
+        <w:rPr>
+          <w:rFonts w:hint="eastAsia"/>
+          <w:lang w:val="en-US" w:eastAsia="zh-CN"/>
+        </w:rPr>
+        <w:t>OptionsAPI与CompositionAPI</w:t>
+      </w:r>
+    </w:p>
+    <w:p>
+      <w:r>
+        <w:drawing>
+          <wp:inline distT="0" distB="0" distL="114300" distR="114300">
+            <wp:extent cx="5591175" cy="904875"/>
+            <wp:effectExtent l="0" t="0" r="9525" b="9525"/>
+            <wp:docPr id="6" name="图片 2"/>
+            <wp:cNvGraphicFramePr>
+              <a:graphicFrameLocks xmlns:a="http://schemas.openxmlformats.org/drawingml/2006/main" noChangeAspect="1"/>
+            </wp:cNvGraphicFramePr>
+            <a:graphic xmlns:a="http://schemas.openxmlformats.org/drawingml/2006/main">
+              <a:graphicData uri="http://schemas.openxmlformats.org/drawingml/2006/picture">
+                <pic:pic xmlns:pic="http://schemas.openxmlformats.org/drawingml/2006/picture">
+                  <pic:nvPicPr>
+                    <pic:cNvPr id="6" name="图片 2"/>
+                    <pic:cNvPicPr>
+                      <a:picLocks noChangeAspect="1"/>
+                    </pic:cNvPicPr>
+                  </pic:nvPicPr>
+                  <pic:blipFill>
+                    <a:blip r:embed="rId9"/>
+                    <a:stretch>
+                      <a:fillRect/>
+                    </a:stretch>
+                  </pic:blipFill>
+                  <pic:spPr>
+                    <a:xfrm>
+                      <a:off x="0" y="0"/>
+                      <a:ext cx="5591175" cy="904875"/>
+                    </a:xfrm>
+                    <a:prstGeom prst="rect">
+                      <a:avLst/>
+                    </a:prstGeom>
+                    <a:noFill/>
+                    <a:ln>
+                      <a:noFill/>
+                    </a:ln>
+                  </pic:spPr>
+                </pic:pic>
+              </a:graphicData>
+            </a:graphic>
+          </wp:inline>
+        </w:drawing>
+      </w:r>
+      <w:bookmarkStart w:id="0" w:name="_GoBack"/>
+      <w:bookmarkEnd w:id="0"/>
+    </w:p>
+    <w:p>
+      <w:pPr>
+        <w:pStyle w:val="4"/>
+        <w:bidi w:val="0"/>
+        <w:rPr>
+          <w:rFonts w:hint="eastAsia"/>
+          <w:lang w:val="en-US" w:eastAsia="zh-CN"/>
+        </w:rPr>
+      </w:pPr>
+      <w:r>
+        <w:rPr>
+          <w:rFonts w:hint="eastAsia"/>
+          <w:lang w:val="en-US" w:eastAsia="zh-CN"/>
+        </w:rPr>
+        <w:t>OptionsAPI</w:t>
+      </w:r>
+    </w:p>
+    <w:p>
+      <w:r>
+        <w:drawing>
+          <wp:inline distT="0" distB="0" distL="114300" distR="114300">
+            <wp:extent cx="11144250" cy="752475"/>
+            <wp:effectExtent l="0" t="0" r="0" b="9525"/>
+            <wp:docPr id="7" name="图片 3"/>
+            <wp:cNvGraphicFramePr>
+              <a:graphicFrameLocks xmlns:a="http://schemas.openxmlformats.org/drawingml/2006/main" noChangeAspect="1"/>
+            </wp:cNvGraphicFramePr>
+            <a:graphic xmlns:a="http://schemas.openxmlformats.org/drawingml/2006/main">
+              <a:graphicData uri="http://schemas.openxmlformats.org/drawingml/2006/picture">
+                <pic:pic xmlns:pic="http://schemas.openxmlformats.org/drawingml/2006/picture">
+                  <pic:nvPicPr>
+                    <pic:cNvPr id="7" name="图片 3"/>
+                    <pic:cNvPicPr>
+                      <a:picLocks noChangeAspect="1"/>
+                    </pic:cNvPicPr>
+                  </pic:nvPicPr>
+                  <pic:blipFill>
+                    <a:blip r:embed="rId10"/>
+                    <a:stretch>
+                      <a:fillRect/>
+                    </a:stretch>
+                  </pic:blipFill>
+                  <pic:spPr>
+                    <a:xfrm>
+                      <a:off x="0" y="0"/>
+                      <a:ext cx="11144250" cy="752475"/>
+                    </a:xfrm>
+                    <a:prstGeom prst="rect">
+                      <a:avLst/>
+                    </a:prstGeom>
+                    <a:noFill/>
+                    <a:ln>
+                      <a:noFill/>
+                    </a:ln>
+                  </pic:spPr>
+                </pic:pic>
+              </a:graphicData>
+            </a:graphic>
+          </wp:inline>
+        </w:drawing>
+      </w:r>
+    </w:p>
+    <w:p>
+      <w:pPr>
+        <w:rPr>
+          <w:rFonts w:hint="eastAsia"/>
+          <w:lang w:val="en-US" w:eastAsia="zh-CN"/>
+        </w:rPr>
+      </w:pPr>
+      <w:r>
+        <w:drawing>
+          <wp:inline distT="0" distB="0" distL="114300" distR="114300">
+            <wp:extent cx="2647950" cy="5610225"/>
+            <wp:effectExtent l="0" t="0" r="0" b="9525"/>
+            <wp:docPr id="9" name="图片 5"/>
+            <wp:cNvGraphicFramePr>
+              <a:graphicFrameLocks xmlns:a="http://schemas.openxmlformats.org/drawingml/2006/main" noChangeAspect="1"/>
+            </wp:cNvGraphicFramePr>
+            <a:graphic xmlns:a="http://schemas.openxmlformats.org/drawingml/2006/main">
+              <a:graphicData uri="http://schemas.openxmlformats.org/drawingml/2006/picture">
+                <pic:pic xmlns:pic="http://schemas.openxmlformats.org/drawingml/2006/picture">
+                  <pic:nvPicPr>
+                    <pic:cNvPr id="9" name="图片 5"/>
+                    <pic:cNvPicPr>
+                      <a:picLocks noChangeAspect="1"/>
+                    </pic:cNvPicPr>
+                  </pic:nvPicPr>
+                  <pic:blipFill>
+                    <a:blip r:embed="rId11"/>
+                    <a:stretch>
+                      <a:fillRect/>
+                    </a:stretch>
+                  </pic:blipFill>
+                  <pic:spPr>
+                    <a:xfrm>
+                      <a:off x="0" y="0"/>
+                      <a:ext cx="2647950" cy="5610225"/>
+                    </a:xfrm>
+                    <a:prstGeom prst="rect">
+                      <a:avLst/>
+                    </a:prstGeom>
+                    <a:noFill/>
+                    <a:ln>
+                      <a:noFill/>
+                    </a:ln>
+                  </pic:spPr>
+                </pic:pic>
+              </a:graphicData>
+            </a:graphic>
+          </wp:inline>
+        </w:drawing>
+      </w:r>
+    </w:p>
+    <w:p>
+      <w:pPr>
+        <w:pStyle w:val="4"/>
+        <w:bidi w:val="0"/>
+        <w:rPr>
+          <w:rFonts w:hint="eastAsia"/>
+          <w:lang w:val="en-US" w:eastAsia="zh-CN"/>
+        </w:rPr>
+      </w:pPr>
+      <w:r>
+        <w:rPr>
+          <w:rFonts w:hint="eastAsia"/>
+          <w:lang w:val="en-US" w:eastAsia="zh-CN"/>
+        </w:rPr>
+        <w:t>CompositionAPI</w:t>
+      </w:r>
+    </w:p>
+    <w:p>
+      <w:r>
+        <w:drawing>
+          <wp:inline distT="0" distB="0" distL="114300" distR="114300">
+            <wp:extent cx="8610600" cy="381000"/>
+            <wp:effectExtent l="0" t="0" r="0" b="0"/>
+            <wp:docPr id="10" name="图片 6"/>
+            <wp:cNvGraphicFramePr>
+              <a:graphicFrameLocks xmlns:a="http://schemas.openxmlformats.org/drawingml/2006/main" noChangeAspect="1"/>
+            </wp:cNvGraphicFramePr>
+            <a:graphic xmlns:a="http://schemas.openxmlformats.org/drawingml/2006/main">
+              <a:graphicData uri="http://schemas.openxmlformats.org/drawingml/2006/picture">
+                <pic:pic xmlns:pic="http://schemas.openxmlformats.org/drawingml/2006/picture">
+                  <pic:nvPicPr>
+                    <pic:cNvPr id="10" name="图片 6"/>
+                    <pic:cNvPicPr>
+                      <a:picLocks noChangeAspect="1"/>
+                    </pic:cNvPicPr>
+                  </pic:nvPicPr>
+                  <pic:blipFill>
+                    <a:blip r:embed="rId12"/>
+                    <a:stretch>
+                      <a:fillRect/>
+                    </a:stretch>
+                  </pic:blipFill>
+                  <pic:spPr>
+                    <a:xfrm>
+                      <a:off x="0" y="0"/>
+                      <a:ext cx="8610600" cy="381000"/>
+                    </a:xfrm>
+                    <a:prstGeom prst="rect">
+                      <a:avLst/>
+                    </a:prstGeom>
+                    <a:noFill/>
+                    <a:ln>
+                      <a:noFill/>
+                    </a:ln>
+                  </pic:spPr>
+                </pic:pic>
+              </a:graphicData>
+            </a:graphic>
+          </wp:inline>
+        </w:drawing>
+      </w:r>
+    </w:p>
+    <w:p>
+      <w:r>
+        <w:drawing>
+          <wp:inline distT="0" distB="0" distL="114300" distR="114300">
+            <wp:extent cx="6391275" cy="4038600"/>
+            <wp:effectExtent l="0" t="0" r="9525" b="0"/>
+            <wp:docPr id="11" name="图片 7"/>
+            <wp:cNvGraphicFramePr>
+              <a:graphicFrameLocks xmlns:a="http://schemas.openxmlformats.org/drawingml/2006/main" noChangeAspect="1"/>
+            </wp:cNvGraphicFramePr>
+            <a:graphic xmlns:a="http://schemas.openxmlformats.org/drawingml/2006/main">
+              <a:graphicData uri="http://schemas.openxmlformats.org/drawingml/2006/picture">
+                <pic:pic xmlns:pic="http://schemas.openxmlformats.org/drawingml/2006/picture">
+                  <pic:nvPicPr>
+                    <pic:cNvPr id="11" name="图片 7"/>
+                    <pic:cNvPicPr>
+                      <a:picLocks noChangeAspect="1"/>
+                    </pic:cNvPicPr>
+                  </pic:nvPicPr>
+                  <pic:blipFill>
+                    <a:blip r:embed="rId13"/>
+                    <a:stretch>
+                      <a:fillRect/>
+                    </a:stretch>
+                  </pic:blipFill>
+                  <pic:spPr>
+                    <a:xfrm>
+                      <a:off x="0" y="0"/>
+                      <a:ext cx="6391275" cy="4038600"/>
+                    </a:xfrm>
+                    <a:prstGeom prst="rect">
+                      <a:avLst/>
+                    </a:prstGeom>
+                    <a:noFill/>
+                    <a:ln>
+                      <a:noFill/>
+                    </a:ln>
+                  </pic:spPr>
+                </pic:pic>
+              </a:graphicData>
+            </a:graphic>
+          </wp:inline>
+        </w:drawing>
+      </w:r>
+    </w:p>
+    <w:p>
+      <w:pPr>
+        <w:pStyle w:val="3"/>
+        <w:bidi w:val="0"/>
+        <w:rPr>
+          <w:rFonts w:hint="default"/>
+          <w:lang w:val="en-US" w:eastAsia="zh-CN"/>
+        </w:rPr>
+      </w:pPr>
+      <w:r>
+        <w:rPr>
+          <w:rFonts w:hint="eastAsia"/>
+          <w:lang w:val="en-US" w:eastAsia="zh-CN"/>
+        </w:rPr>
+        <w:t>setup</w:t>
       </w:r>
     </w:p>
     <w:sectPr>
@@ -745,7 +1170,7 @@
     <w:lsdException w:unhideWhenUsed="0" w:uiPriority="0" w:semiHidden="0" w:name="Body Text Indent 2"/>
     <w:lsdException w:unhideWhenUsed="0" w:uiPriority="0" w:semiHidden="0" w:name="Body Text Indent 3"/>
     <w:lsdException w:unhideWhenUsed="0" w:uiPriority="0" w:semiHidden="0" w:name="Block Text"/>
-    <w:lsdException w:unhideWhenUsed="0" w:uiPriority="0" w:semiHidden="0" w:name="Hyperlink"/>
+    <w:lsdException w:qFormat="1" w:unhideWhenUsed="0" w:uiPriority="0" w:semiHidden="0" w:name="Hyperlink"/>
     <w:lsdException w:unhideWhenUsed="0" w:uiPriority="0" w:semiHidden="0" w:name="FollowedHyperlink"/>
     <w:lsdException w:qFormat="1" w:unhideWhenUsed="0" w:uiPriority="0" w:semiHidden="0" w:name="Strong"/>
     <w:lsdException w:qFormat="1" w:unhideWhenUsed="0" w:uiPriority="0" w:semiHidden="0" w:name="Emphasis"/>
@@ -1023,6 +1448,7 @@
   <w:style w:type="character" w:styleId="8">
     <w:name w:val="Hyperlink"/>
     <w:basedOn w:val="7"/>
+    <w:qFormat/>
     <w:uiPriority w:val="0"/>
     <w:rPr>
       <w:color w:val="0000FF"/>
